--- a/report/MP1_Report_source_final.docx
+++ b/report/MP1_Report_source_final.docx
@@ -3569,7 +3569,7 @@
                 <w:color w:val="000000"/>
                 <w:sz w:val="15"/>
               </w:rPr>
-              <w:t>10,736.16 s (2.98 h wall-clock sum)</w:t>
+              <w:t>10,736.14 s (2.98 h wall-clock sum)</w:t>
             </w:r>
           </w:p>
         </w:tc>
